--- a/data/employees/EMP017/AST-EMP017-03.docx
+++ b/data/employees/EMP017/AST-EMP017-03.docx
@@ -7,10 +7,7 @@
         <w:pStyle w:val="Heading1"/>
       </w:pPr>
       <w:r>
-        <w:rPr>
-          <w:sz w:val="36"/>
-        </w:rPr>
-        <w:t>Design specification - EMP017</w:t>
+        <w:t>Ast Emp017 03 - EMP017</w:t>
       </w:r>
     </w:p>
     <w:p>
@@ -18,130 +15,32 @@
         <w:pStyle w:val="Heading2"/>
       </w:pPr>
       <w:r>
-        <w:t>Document Metadata</w:t>
-      </w:r>
-    </w:p>
-    <w:tbl>
-      <w:tblPr>
-        <w:tblStyle w:val="TableGrid"/>
-        <w:tblW w:type="auto" w:w="0"/>
-        <w:tblLook w:firstColumn="1" w:firstRow="1" w:lastColumn="0" w:lastRow="0" w:noHBand="0" w:noVBand="1" w:val="04A0"/>
-      </w:tblPr>
-      <w:tblGrid>
-        <w:gridCol w:w="4320"/>
-        <w:gridCol w:w="4320"/>
-      </w:tblGrid>
-      <w:tr>
-        <w:tc>
-          <w:tcPr>
-            <w:tcW w:type="dxa" w:w="4320"/>
-          </w:tcPr>
-          <w:p>
-            <w:r>
-              <w:t>Author</w:t>
-            </w:r>
-          </w:p>
-        </w:tc>
-        <w:tc>
-          <w:tcPr>
-            <w:tcW w:type="dxa" w:w="4320"/>
-          </w:tcPr>
-          <w:p>
-            <w:r>
-              <w:t>Riley Patel</w:t>
-            </w:r>
-          </w:p>
-        </w:tc>
-      </w:tr>
-      <w:tr>
-        <w:tc>
-          <w:tcPr>
-            <w:tcW w:type="dxa" w:w="4320"/>
-          </w:tcPr>
-          <w:p>
-            <w:r>
-              <w:t>Role / Department</w:t>
-            </w:r>
-          </w:p>
-        </w:tc>
-        <w:tc>
-          <w:tcPr>
-            <w:tcW w:type="dxa" w:w="4320"/>
-          </w:tcPr>
-          <w:p>
-            <w:r>
-              <w:t>Architect | Manufacturing</w:t>
-            </w:r>
-          </w:p>
-        </w:tc>
-      </w:tr>
-      <w:tr>
-        <w:tc>
-          <w:tcPr>
-            <w:tcW w:type="dxa" w:w="4320"/>
-          </w:tcPr>
-          <w:p>
-            <w:r>
-              <w:t>Location</w:t>
-            </w:r>
-          </w:p>
-        </w:tc>
-        <w:tc>
-          <w:tcPr>
-            <w:tcW w:type="dxa" w:w="4320"/>
-          </w:tcPr>
-          <w:p>
-            <w:r>
-              <w:t>Fremont</w:t>
-            </w:r>
-          </w:p>
-        </w:tc>
-      </w:tr>
-      <w:tr>
-        <w:tc>
-          <w:tcPr>
-            <w:tcW w:type="dxa" w:w="4320"/>
-          </w:tcPr>
-          <w:p>
-            <w:r>
-              <w:t>Last Modified</w:t>
-            </w:r>
-          </w:p>
-        </w:tc>
-        <w:tc>
-          <w:tcPr>
-            <w:tcW w:type="dxa" w:w="4320"/>
-          </w:tcPr>
-          <w:p>
-            <w:r>
-              <w:t>2025-01-21</w:t>
-            </w:r>
-          </w:p>
-        </w:tc>
-      </w:tr>
-    </w:tbl>
-    <w:p/>
-    <w:p>
-      <w:pPr>
-        <w:pStyle w:val="Heading2"/>
-      </w:pPr>
-      <w:r>
-        <w:t>Specification</w:t>
+        <w:t>Page 1</w:t>
       </w:r>
     </w:p>
     <w:p>
       <w:r>
-        <w:t>Design Specification: Automated Assembly Line Module</w:t>
+        <w:t>Section 1: Knowledge transfer and onboarding. EMP017 contributes to ast emp017 03 through recurring collaboration, clear ownership boundaries, and measurable outcomes. The team captures decisions, open issues, and handoffs so that knowledge remains discoverable for future programs.</w:t>
       </w:r>
     </w:p>
     <w:p>
       <w:r>
-        <w:t>Version: 1.3</w:t>
+        <w:t>Section 2: Operational risk review. EMP017 contributes to ast emp017 03 through recurring collaboration, clear ownership boundaries, and measurable outcomes. The team captures decisions, open issues, and handoffs so that knowledge remains discoverable for future programs.</w:t>
       </w:r>
     </w:p>
     <w:p>
       <w:r>
-        <w:t>This specification details the design requirements for the automated assembly module, including conveyor speed tolerance (+-0.5%), sensor calibration intervals, and failsafe shutdown sequences. The module interfaces with the MES via OPC-UA protocol.</w:t>
+        <w:t>Section 3: Operational risk review. EMP017 contributes to ast emp017 03 through recurring collaboration, clear ownership boundaries, and measurable outcomes. The team captures decisions, open issues, and handoffs so that knowledge remains discoverable for future programs.</w:t>
+      </w:r>
+    </w:p>
+    <w:p>
+      <w:r>
+        <w:t>Section 4: Knowledge transfer and onboarding. EMP017 contributes to ast emp017 03 through recurring collaboration, clear ownership boundaries, and measurable outcomes. The team captures decisions, open issues, and handoffs so that knowledge remains discoverable for future programs.</w:t>
+      </w:r>
+    </w:p>
+    <w:p>
+      <w:r>
+        <w:br w:type="page"/>
       </w:r>
     </w:p>
     <w:p>
@@ -149,12 +48,60 @@
         <w:pStyle w:val="Heading2"/>
       </w:pPr>
       <w:r>
-        <w:t>Author Competencies</w:t>
+        <w:t>Page 2</w:t>
       </w:r>
     </w:p>
     <w:p>
       <w:r>
-        <w:t>Python, Ontology, Synapse, SQL</w:t>
+        <w:t>Section 1: Automation backlog refinement. EMP017 contributes to ast emp017 03 through recurring collaboration, clear ownership boundaries, and measurable outcomes. The team captures decisions, open issues, and handoffs so that knowledge remains discoverable for future programs.</w:t>
+      </w:r>
+    </w:p>
+    <w:p>
+      <w:r>
+        <w:t>Section 2: Customer escalation analysis. EMP017 contributes to ast emp017 03 through recurring collaboration, clear ownership boundaries, and measurable outcomes. The team captures decisions, open issues, and handoffs so that knowledge remains discoverable for future programs.</w:t>
+      </w:r>
+    </w:p>
+    <w:p>
+      <w:r>
+        <w:t>Section 3: Department KPI performance. EMP017 contributes to ast emp017 03 through recurring collaboration, clear ownership boundaries, and measurable outcomes. The team captures decisions, open issues, and handoffs so that knowledge remains discoverable for future programs.</w:t>
+      </w:r>
+    </w:p>
+    <w:p>
+      <w:r>
+        <w:t>Section 4: Data quality remediation. EMP017 contributes to ast emp017 03 through recurring collaboration, clear ownership boundaries, and measurable outcomes. The team captures decisions, open issues, and handoffs so that knowledge remains discoverable for future programs.</w:t>
+      </w:r>
+    </w:p>
+    <w:p>
+      <w:r>
+        <w:br w:type="page"/>
+      </w:r>
+    </w:p>
+    <w:p>
+      <w:pPr>
+        <w:pStyle w:val="Heading2"/>
+      </w:pPr>
+      <w:r>
+        <w:t>Page 3</w:t>
+      </w:r>
+    </w:p>
+    <w:p>
+      <w:r>
+        <w:t>Section 1: Operational risk review. EMP017 contributes to ast emp017 03 through recurring collaboration, clear ownership boundaries, and measurable outcomes. The team captures decisions, open issues, and handoffs so that knowledge remains discoverable for future programs.</w:t>
+      </w:r>
+    </w:p>
+    <w:p>
+      <w:r>
+        <w:t>Section 2: Data quality remediation. EMP017 contributes to ast emp017 03 through recurring collaboration, clear ownership boundaries, and measurable outcomes. The team captures decisions, open issues, and handoffs so that knowledge remains discoverable for future programs.</w:t>
+      </w:r>
+    </w:p>
+    <w:p>
+      <w:r>
+        <w:t>Section 3: Customer escalation analysis. EMP017 contributes to ast emp017 03 through recurring collaboration, clear ownership boundaries, and measurable outcomes. The team captures decisions, open issues, and handoffs so that knowledge remains discoverable for future programs.</w:t>
+      </w:r>
+    </w:p>
+    <w:p>
+      <w:r>
+        <w:t>Section 4: Customer escalation analysis. EMP017 contributes to ast emp017 03 through recurring collaboration, clear ownership boundaries, and measurable outcomes. The team captures decisions, open issues, and handoffs so that knowledge remains discoverable for future programs.</w:t>
       </w:r>
     </w:p>
     <w:sectPr>
